--- a/manuscripts/affilia-26-053/Affilia-26-053_R2_Author_Response_Form.docx
+++ b/manuscripts/affilia-26-053/Affilia-26-053_R2_Author_Response_Form.docx
@@ -146,7 +146,22 @@
           <w:i w:val="0"/>
           <w:sz w:val="22"/>
         </w:rPr>
-        <w:t>Structurally: canonical exposition has been condensed throughout (Background 1,094 → 998 words; the epistemic section 1,374 → 1,237; the expository paragraphs in the section on structural exposure cut by roughly a third each), and the space reinvested in the article's own analysis (the three-mechanism account of forced intimacy, the occupational analysis, and the scope section, all new or substantially expanded). Repetition flagged by Reviewer 1 has been removed, uncited generalizations have been given sources or cut, the decolonial gesture and its two references have been deleted, the occupational vocabulary has been specified, and the conclusion has been rewritten so that it introduces no new material. Net change in body length: 9,177 → 9,667 words.</w:t>
+        <w:t>Structurally: canonical exposition has been condensed throughout (Background 1,094 → 1,060 words; the epistemic section 1,374 → 1,231; the expository paragraphs in the section on structural exposure cut substantially and the duplicated intersectional-methodology passages consolidated), and the space reinvested in the article's own analysis (the three-mechanism account of forced intimacy, the occupational analysis, and the scope section, all new or substantially expanded). Repetition flagged by Reviewer 1 has been removed, uncited generalizations have been given sources or cut, the decolonial gesture and its two references have been deleted, the occupational vocabulary has been specified, and the conclusion has been rewritten under its own heading so that it introduces no new material. Body length rises from 9,177 to 9,861 words, the increase being accounted for by material the reviews asked for.</w:t>
+      </w:r>
+    </w:p>
+    <w:p>
+      <w:pPr>
+        <w:spacing w:after="120"/>
+        <w:jc w:val="both"/>
+      </w:pPr>
+      <w:r>
+        <w:rPr>
+          <w:rFonts w:ascii="Times New Roman" w:hAnsi="Times New Roman"/>
+          <w:b w:val="0"/>
+          <w:i w:val="0"/>
+          <w:sz w:val="22"/>
+        </w:rPr>
+        <w:t>Finally, we checked the manuscript's factual and bibliographic claims against sources rather than relying on the previous draft, and several corrections follow from that. The prevalence figures in the Introduction conflated two different outcomes and are now reported precisely: a pooled odds ratio of 1.50 for violence of any kind against disabled adults and a prevalence of 24.3% among people with mental illnesses (Hughes et al., 2012), and an odds ratio of 2.27 for sexual victimisation specifically (Mailhot Amborski et al., 2022). Our account of validisme and capacitisme was wrong and has been rewritten from Primerano (2022), who is now cited (see Reviewer 3, comment 5). The Huronia and Winterbourne View examples were misdescribed — survivor advocacy drove the Huronia litigation rather than following it, and the UK self-advocacy networks long predate Winterbourne View — and both are now stated accurately and made to carry argument rather than illustration. The community treatment order passage is anchored in the OCTET trial (Burns et al., 2013). Two reference entries were misordered alphabetically and one had the wrong issue number; both are corrected, and every in-text citation has been checked against the reference list.</w:t>
       </w:r>
     </w:p>
     <w:p>
@@ -957,7 +972,7 @@
                 <w:b w:val="0"/>
                 <w:sz w:val="20"/>
               </w:rPr>
-              <w:t>Condensed, and the room reinvested. The Background section is down from 1,094 to 998 words and the epistemic section from 1,374 to 1,237; within the section on structural exposure, the expository paragraphs on Hollomotz, Schalk and Erevelles, McRuer and Price, Garland-Thomson and Fineman were each cut by a third. The space has gone to the article's own analysis: the three-mechanism account of forced intimacy grew from a single paragraph to four (pp. 17–19), the occupational analysis is new (pp. 27–28), and the scope section is new (pp. 32–34). The net effect on length is small (body text 9,177 → 9,667 words) but the proportion of survey to argument has changed substantially.</w:t>
+              <w:t>Condensed, and the room reinvested. The Background section is down from 1,094 to 1,060 words and the epistemic section from 1,374 to 1,231; within the section on structural exposure, the expository paragraphs on Hollomotz, Schalk and Erevelles, McRuer and Price, Garland-Thomson and Fineman were each cut substantially, and the two paragraphs that separately made the intersectional-methodology point have been consolidated. The space has gone to the article's own analysis: the three-mechanism account of forced intimacy grew from a single paragraph to four (pp. 17–19), the occupational analysis is new (pp. 27–28), and the scope section is new (pp. 32–34). Body text rises from 9,177 to 9,861 words, but the increase is accounted for by material the two reviews asked for — the scope section, the occupational analysis, the sourced account of validisme and capacitisme, and the added citations — while the proportion of survey to argument has changed substantially.</w:t>
             </w:r>
           </w:p>
         </w:tc>
@@ -2464,7 +2479,7 @@
                 <w:b w:val="0"/>
                 <w:sz w:val="20"/>
               </w:rPr>
-              <w:t>This comment changed the article, and we are grateful for it. A new subsection opens the Discussion — “The scope of the argument: mandated care beyond the medico-social” (pp. 32–34) — which abstracts four conditions from the regime we studied: access is institutionally mandated rather than chosen; it is performed under a vocabulary of care, help or treatment; the authority to interpret what happens within it is held professionally; and the institution that would receive a complaint is the institution that arranges the access. We then take up your three examples. Deinstitutionalization is described as “an uneven and incomplete process rather than a completed transition,” with the remaining congregate settings satisfying all four conditions. Community treatment orders are analyzed as mandated access “to compliance, to speech, and to the interior life,” where “the professional holds the authority to interpret what compliance and insight consist in.” Child protection is analyzed as mandated access to the home and to family intimacy under a helping vocabulary. Your observation that the intimacy need not be physical is the pivot of the passage: “In each case the intimacy is relational or informational rather than physical, but the structure is the same, and so, we would predict, is the pre-disclosure foreclosure it produces.” We have been careful about the epistemic status of the extension — “we advance this as an analytic claim rather than an empirical finding: we have not studied those sites” — and we use the four conditions to specify where the mechanism should weaken, which we think is what distinguishes the claim from a general appeal to structure. This addition also resolves a tension with Reviewer 1, who asked us to anchor the paper in its regional-institutional object: the regime is where we specify the mechanism, and the four conditions are what travel.</w:t>
+              <w:t>This comment changed the article, and we are grateful for it. A new subsection opens the Discussion — “The scope of the argument: mandated care beyond the medico-social” (pp. 32–34) — which abstracts four conditions from the regime we studied: access is institutionally mandated rather than chosen; it is performed under a vocabulary of care, help or treatment; the authority to interpret what happens within it is held professionally; and the institution that would receive a complaint is the institution that arranges the access. We then take up your three examples. Deinstitutionalization is described as “an uneven and incomplete process rather than a completed transition,” with the remaining congregate settings satisfying all four conditions. Community treatment orders — a mechanism developed, as you imply, precisely in response to deinstitutionalization — are analyzed as mandated access “to compliance, to speech, and to the interior life,” where “the professional holds the authority to determine what compliance and insight consist in”; the passage is now anchored in the OCTET randomised trial, which found no reduction in readmission to set against what its authors called a substantial curtailment of patients' liberty (Burns et al., 2013, added to the references). Child protection is analyzed as mandated access to the home and to family intimacy under a helping vocabulary. Your observation that the intimacy need not be physical is the pivot of the passage: “In each case the intimacy is relational or informational rather than physical, but the structure is the same, and so, we would predict, is the pre-disclosure foreclosure it produces.” We have been careful about the epistemic status of the extension — “we advance this as an analytic claim rather than an empirical finding: we have not studied those sites” — and we use the four conditions to specify where the mechanism should weaken, which we think is what distinguishes the claim from a general appeal to structure. This addition also resolves a tension with Reviewer 1, who asked us to anchor the paper in its regional-institutional object: the regime is where we specify the mechanism, and the four conditions are what travel.</w:t>
             </w:r>
           </w:p>
         </w:tc>
@@ -2523,7 +2538,7 @@
                 <w:b w:val="0"/>
                 <w:sz w:val="20"/>
               </w:rPr>
-              <w:t>We wished to. A new paragraph explains both (p. 13). Validisme is built from valide, the everyday French word for a non-disabled person and also for what is legally or administratively valid; forged in activist critique of the French institutional apparatus, its primary referents are placement, medical gatekeeping and administrative categorization rather than attitude or prejudice. Capacitisme is a later coinage modelled on racisme and sexisme and built on capacité, foregrounding the ranking of persons by measured capacity, and travels more readily to schooling, employment and evaluation. Many francophone authors use them interchangeably; the distinction we work with is that “validisme names a regime and capacitisme a metric.” We also state why neither is a translation of ableism: “neither was produced by translating it: both were produced by politicizing a specific medico-social inheritance, which is why they carry institutional referents the Anglophone term does not.” Google, we found, does not say this.</w:t>
+              <w:t>We wished to — and in doing the work we found that your parenthesis was the accurate half. Checking the claim against Primerano's (2022) history of the two terms, we had to withdraw what the previous version asserted. Both terms appeared in the early 2000s and both were advanced as francophone translations of ableism, so describing them as alternative renderings of the same concept is not wrong; our earlier statement that neither was “produced by translating it” was. What the shorthand misses is that they were produced in different places by different movements — capacitisme, built on capacité, in the Canadian and Québécois context and within disabled feminist mobilizations; validisme, built on valide, in the French activist space — and that both are structured by an analogy with sexism and racism rather than by a theory of impairment. Three paragraphs now set this out and, more importantly for our argument, say what validisme inherits from its site of production: valide stands opposite invalide, a category with a long administrative life in French social insurance, where invalidité and taux d'incapacité name a recognized incapacity and ground an entitlement — so the term that took hold in France points toward placement, medical gatekeeping and administrative categorization rather than toward attitude (pp. 12–14). Primerano (2022) is added to the references.</w:t>
             </w:r>
           </w:p>
         </w:tc>

--- a/manuscripts/affilia-26-053/Affilia-26-053_R2_Author_Response_Form.docx
+++ b/manuscripts/affilia-26-053/Affilia-26-053_R2_Author_Response_Form.docx
@@ -146,7 +146,7 @@
           <w:i w:val="0"/>
           <w:sz w:val="22"/>
         </w:rPr>
-        <w:t>Structurally: canonical exposition has been condensed throughout (Background 1,094 → 1,060 words; the epistemic section 1,374 → 1,231; the expository paragraphs in the section on structural exposure cut substantially and the duplicated intersectional-methodology passages consolidated), and the space reinvested in the article's own analysis (the three-mechanism account of forced intimacy, the occupational analysis, and the scope section, all new or substantially expanded). Repetition flagged by Reviewer 1 has been removed, uncited generalizations have been given sources or cut, the decolonial gesture and its two references have been deleted, the occupational vocabulary has been specified, and the conclusion has been rewritten under its own heading so that it introduces no new material. Body length rises from 9,177 to 9,861 words, the increase being accounted for by material the reviews asked for.</w:t>
+        <w:t>Structurally: canonical exposition has been condensed throughout (Background 1,094 → 1,060 words; the epistemic section 1,374 → 1,231; the expository paragraphs in the section on structural exposure cut substantially and the duplicated intersectional-methodology passages consolidated), and the space reinvested in the article's own analysis (the three-mechanism account of forced intimacy, the occupational analysis, and the scope section, all new or substantially expanded). Repetition flagged by Reviewer 1 has been removed, uncited generalizations have been given sources or cut, the decolonial gesture and its two references have been deleted, the occupational vocabulary has been specified, and the conclusion has been rewritten under its own heading so that it introduces no new material. Body length rises from 9,177 to 9,935 words, the increase being accounted for by material the reviews asked for.</w:t>
       </w:r>
     </w:p>
     <w:p>
@@ -161,7 +161,7 @@
           <w:i w:val="0"/>
           <w:sz w:val="22"/>
         </w:rPr>
-        <w:t>Finally, we checked the manuscript's factual and bibliographic claims against sources rather than relying on the previous draft, and several corrections follow from that. The prevalence figures in the Introduction conflated two different outcomes and are now reported precisely: a pooled odds ratio of 1.50 for violence of any kind against disabled adults and a prevalence of 24.3% among people with mental illnesses (Hughes et al., 2012), and an odds ratio of 2.27 for sexual victimisation specifically (Mailhot Amborski et al., 2022). Our account of validisme and capacitisme was wrong and has been rewritten from Primerano (2022), who is now cited (see Reviewer 3, comment 5). The Huronia and Winterbourne View examples were misdescribed — survivor advocacy drove the Huronia litigation rather than following it, and the UK self-advocacy networks long predate Winterbourne View — and both are now stated accurately and made to carry argument rather than illustration. The community treatment order passage is anchored in the OCTET trial (Burns et al., 2013). Two reference entries were misordered alphabetically and one had the wrong issue number; both are corrected, and every in-text citation has been checked against the reference list.</w:t>
+        <w:t>Finally, we checked the manuscript's factual and bibliographic claims against sources rather than relying on the previous draft, and several corrections follow from that. The prevalence figures in the Introduction conflated two different outcomes and are now reported precisely: a pooled odds ratio of 1.50 for violence of any kind against disabled adults and a prevalence of 24.3% among people with mental illnesses (Hughes et al., 2012), and an odds ratio of 2.27 for sexual victimisation specifically (Mailhot Amborski et al., 2022). Our account of validisme and capacitisme was wrong and has been rewritten from Primerano (2022), who is now cited (see Reviewer 3, comment 5). The Huronia and Winterbourne View examples were misdescribed — survivor advocacy drove the Huronia litigation rather than following it, and the UK self-advocacy networks long predate Winterbourne View — and both are now stated accurately and made to carry argument rather than illustration. The community treatment order passage is anchored in the OCTET trial (Burns et al., 2013), and the two institutional cases are now carried by scholarship and by the official record rather than asserted: Rossiter and Rinaldi (2018), already in our references, is the study of Huronia, and the Winterbourne View passage now rests on the serious case review, which found that a nurse reported the abuse to both the provider and the national regulator, was ignored by both, and that the oversight apparatus was “unequal to the task” (Flynn, 2012, added to the references). We also corrected an over-attribution of our own: Revillard (2020) concerns the reception of rights and the labour that claiming them imposes, not the lexical history of validisme, and the paragraph now cites her for the former and marks the inference we draw as ours. Two reference entries were misordered alphabetically and one had the wrong issue number; both are corrected, and every in-text citation has been checked against the reference list.</w:t>
       </w:r>
     </w:p>
     <w:p>
@@ -972,7 +972,7 @@
                 <w:b w:val="0"/>
                 <w:sz w:val="20"/>
               </w:rPr>
-              <w:t>Condensed, and the room reinvested. The Background section is down from 1,094 to 1,060 words and the epistemic section from 1,374 to 1,231; within the section on structural exposure, the expository paragraphs on Hollomotz, Schalk and Erevelles, McRuer and Price, Garland-Thomson and Fineman were each cut substantially, and the two paragraphs that separately made the intersectional-methodology point have been consolidated. The space has gone to the article's own analysis: the three-mechanism account of forced intimacy grew from a single paragraph to four (pp. 17–19), the occupational analysis is new (pp. 27–28), and the scope section is new (pp. 32–34). Body text rises from 9,177 to 9,861 words, but the increase is accounted for by material the two reviews asked for — the scope section, the occupational analysis, the sourced account of validisme and capacitisme, and the added citations — while the proportion of survey to argument has changed substantially.</w:t>
+              <w:t>Condensed, and the room reinvested. The Background section is down from 1,094 to 1,060 words and the epistemic section from 1,374 to 1,231; within the section on structural exposure, the expository paragraphs on Hollomotz, Schalk and Erevelles, McRuer and Price, Garland-Thomson and Fineman were each cut substantially, and the two paragraphs that separately made the intersectional-methodology point have been consolidated. The space has gone to the article's own analysis: the three-mechanism account of forced intimacy grew from a single paragraph to four (pp. 17–19), the occupational analysis is new (pp. 27–28), and the scope section is new (pp. 32–34). Body text rises from 9,177 to 9,935 words, but the increase is accounted for by material the two reviews asked for — the scope section, the occupational analysis, the sourced account of validisme and capacitisme, and the added citations — while the proportion of survey to argument has changed substantially.</w:t>
             </w:r>
           </w:p>
         </w:tc>
